--- a/docs/Chem4Word-Version3-3-User-Manual.docx
+++ b/docs/Chem4Word-Version3-3-User-Manual.docx
@@ -8220,21 +8220,7 @@
         <w:rPr>
           <w:lang w:val="en-GB"/>
         </w:rPr>
-        <w:t xml:space="preserve">diagram as a </w:t>
-      </w:r>
-      <w:proofErr w:type="spellStart"/>
-      <w:r>
-        <w:rPr>
-          <w:lang w:val="en-GB"/>
-        </w:rPr>
-        <w:t>DrawingML</w:t>
-      </w:r>
-      <w:proofErr w:type="spellEnd"/>
-      <w:r>
-        <w:rPr>
-          <w:lang w:val="en-GB"/>
-        </w:rPr>
-        <w:t xml:space="preserve"> image, so that others can view it.  They do not need </w:t>
+        <w:t xml:space="preserve">diagram as a DrawingML image, so that others can view it.  They do not need </w:t>
       </w:r>
       <w:r>
         <w:rPr>
@@ -8394,21 +8380,7 @@
         <w:rPr>
           <w:lang w:val="en-GB"/>
         </w:rPr>
-        <w:t xml:space="preserve">) or the European Bioinformatics Institute’s </w:t>
-      </w:r>
-      <w:proofErr w:type="spellStart"/>
-      <w:r>
-        <w:rPr>
-          <w:lang w:val="en-GB"/>
-        </w:rPr>
-        <w:t>ChEBI</w:t>
-      </w:r>
-      <w:proofErr w:type="spellEnd"/>
-      <w:r>
-        <w:rPr>
-          <w:lang w:val="en-GB"/>
-        </w:rPr>
-        <w:t xml:space="preserve"> (</w:t>
+        <w:t>) or the European Bioinformatics Institute’s ChEBI (</w:t>
       </w:r>
       <w:hyperlink r:id="rId11">
         <w:r>
@@ -8775,7 +8747,31 @@
         <w:rPr>
           <w:lang w:val="en-GB"/>
         </w:rPr>
-        <w:t>.NET Framework 4.6.2 or greater.</w:t>
+        <w:t>.NET Framework 4.</w:t>
+      </w:r>
+      <w:r>
+        <w:rPr>
+          <w:lang w:val="en-GB"/>
+        </w:rPr>
+        <w:t>8</w:t>
+      </w:r>
+      <w:r>
+        <w:rPr>
+          <w:lang w:val="en-GB"/>
+        </w:rPr>
+        <w:t>.</w:t>
+      </w:r>
+      <w:r>
+        <w:rPr>
+          <w:lang w:val="en-GB"/>
+        </w:rPr>
+        <w:t>1</w:t>
+      </w:r>
+      <w:r>
+        <w:rPr>
+          <w:lang w:val="en-GB"/>
+        </w:rPr>
+        <w:t xml:space="preserve"> or greater.</w:t>
       </w:r>
     </w:p>
     <w:p>
@@ -9255,16 +9251,8 @@
         <w:rPr>
           <w:lang w:val="en-GB"/>
         </w:rPr>
-        <w:t xml:space="preserve"> – This allows importing files in CML, </w:t>
-      </w:r>
-      <w:proofErr w:type="spellStart"/>
-      <w:r>
-        <w:rPr>
-          <w:lang w:val="en-GB"/>
-        </w:rPr>
-        <w:t>SDFile</w:t>
-      </w:r>
-      <w:proofErr w:type="spellEnd"/>
+        <w:t xml:space="preserve"> – This allows importing files in CML, SDFile</w:t>
+      </w:r>
       <w:r>
         <w:rPr>
           <w:lang w:val="en-GB"/>
@@ -9275,35 +9263,13 @@
         <w:rPr>
           <w:lang w:val="en-GB"/>
         </w:rPr>
-        <w:t xml:space="preserve"> </w:t>
-      </w:r>
-      <w:proofErr w:type="spellStart"/>
-      <w:r>
-        <w:rPr>
-          <w:lang w:val="en-GB"/>
-        </w:rPr>
-        <w:t>MOLFile</w:t>
-      </w:r>
-      <w:proofErr w:type="spellEnd"/>
-      <w:r>
-        <w:rPr>
-          <w:lang w:val="en-GB"/>
-        </w:rPr>
-        <w:t xml:space="preserve"> or </w:t>
-      </w:r>
-      <w:proofErr w:type="spellStart"/>
-      <w:r>
-        <w:rPr>
-          <w:lang w:val="en-GB"/>
-        </w:rPr>
-        <w:t>SketchEL</w:t>
-      </w:r>
-      <w:proofErr w:type="spellEnd"/>
-      <w:r>
-        <w:rPr>
-          <w:lang w:val="en-GB"/>
-        </w:rPr>
-        <w:t>!</w:t>
+        <w:t xml:space="preserve"> MOLFile</w:t>
+      </w:r>
+      <w:r>
+        <w:rPr>
+          <w:lang w:val="en-GB"/>
+        </w:rPr>
+        <w:t xml:space="preserve"> or SketchEL!</w:t>
       </w:r>
       <w:r>
         <w:rPr>
@@ -9367,14 +9333,12 @@
         </w:rPr>
         <w:t xml:space="preserve"> – This allows you to export your structures to cml or </w:t>
       </w:r>
-      <w:proofErr w:type="spellStart"/>
       <w:r>
         <w:rPr>
           <w:lang w:val="en-GB"/>
         </w:rPr>
         <w:t>MOLFile</w:t>
       </w:r>
-      <w:proofErr w:type="spellEnd"/>
       <w:r>
         <w:rPr>
           <w:lang w:val="en-GB"/>
@@ -10719,21 +10683,7 @@
         <w:rPr>
           <w:lang w:val="en-GB"/>
         </w:rPr>
-        <w:t xml:space="preserve"> and </w:t>
-      </w:r>
-      <w:proofErr w:type="spellStart"/>
-      <w:r>
-        <w:rPr>
-          <w:lang w:val="en-GB"/>
-        </w:rPr>
-        <w:t>ChEBI</w:t>
-      </w:r>
-      <w:proofErr w:type="spellEnd"/>
-      <w:r>
-        <w:rPr>
-          <w:lang w:val="en-GB"/>
-        </w:rPr>
-        <w:t xml:space="preserve"> (Chemical Entities of Biological Interest</w:t>
+        <w:t xml:space="preserve"> and ChEBI (Chemical Entities of Biological Interest</w:t>
       </w:r>
       <w:r>
         <w:rPr>
@@ -10914,35 +10864,7 @@
         <w:rPr>
           <w:lang w:val="en-GB"/>
         </w:rPr>
-        <w:t xml:space="preserve"> CML, </w:t>
-      </w:r>
-      <w:proofErr w:type="spellStart"/>
-      <w:r>
-        <w:rPr>
-          <w:lang w:val="en-GB"/>
-        </w:rPr>
-        <w:t>MOLFile</w:t>
-      </w:r>
-      <w:proofErr w:type="spellEnd"/>
-      <w:r>
-        <w:rPr>
-          <w:lang w:val="en-GB"/>
-        </w:rPr>
-        <w:t xml:space="preserve"> and </w:t>
-      </w:r>
-      <w:proofErr w:type="spellStart"/>
-      <w:r>
-        <w:rPr>
-          <w:lang w:val="en-GB"/>
-        </w:rPr>
-        <w:t>SDFile</w:t>
-      </w:r>
-      <w:proofErr w:type="spellEnd"/>
-      <w:r>
-        <w:rPr>
-          <w:lang w:val="en-GB"/>
-        </w:rPr>
-        <w:t>.</w:t>
+        <w:t xml:space="preserve"> CML, MOLFile and SDFile.</w:t>
       </w:r>
     </w:p>
     <w:p>
@@ -11071,15 +10993,7 @@
               <w:t xml:space="preserve">PubChem is a public repository of chemical structures and biological data maintained by </w:t>
             </w:r>
             <w:r>
-              <w:t xml:space="preserve">National </w:t>
-            </w:r>
-            <w:proofErr w:type="spellStart"/>
-            <w:r>
-              <w:t>Center</w:t>
-            </w:r>
-            <w:proofErr w:type="spellEnd"/>
-            <w:r>
-              <w:t xml:space="preserve"> for Biotechnology Information</w:t>
+              <w:t>National Center for Biotechnology Information</w:t>
             </w:r>
             <w:r>
               <w:t xml:space="preserve"> (NCBI).</w:t>
@@ -11178,7 +11092,6 @@
             <w:r>
               <w:t xml:space="preserve"> </w:t>
             </w:r>
-            <w:proofErr w:type="spellStart"/>
             <w:r>
               <w:rPr>
                 <w:sz w:val="56"/>
@@ -11186,7 +11099,6 @@
               </w:rPr>
               <w:t>ChEBI</w:t>
             </w:r>
-            <w:proofErr w:type="spellEnd"/>
           </w:p>
         </w:tc>
         <w:tc>
@@ -11196,15 +11108,7 @@
           </w:tcPr>
           <w:p>
             <w:r>
-              <w:t>Chemical Entities of Biological Interest (</w:t>
-            </w:r>
-            <w:proofErr w:type="spellStart"/>
-            <w:r>
-              <w:t>ChEBI</w:t>
-            </w:r>
-            <w:proofErr w:type="spellEnd"/>
-            <w:r>
-              <w:t>) is a freely available dictionary of molecular entities focuse</w:t>
+              <w:t>Chemical Entities of Biological Interest (ChEBI) is a freely available dictionary of molecular entities focuse</w:t>
             </w:r>
             <w:r>
               <w:t>d on ‘small’ chemical compounds maintained by t</w:t>
@@ -11570,20 +11474,12 @@
         </w:rPr>
       </w:pPr>
       <w:bookmarkStart w:id="26" w:name="_Toc188960535"/>
-      <w:proofErr w:type="spellStart"/>
       <w:r>
         <w:rPr>
           <w:lang w:val="en-GB"/>
         </w:rPr>
         <w:lastRenderedPageBreak/>
-        <w:t>ChEBI</w:t>
-      </w:r>
-      <w:proofErr w:type="spellEnd"/>
-      <w:r>
-        <w:rPr>
-          <w:lang w:val="en-GB"/>
-        </w:rPr>
-        <w:t xml:space="preserve"> Search</w:t>
+        <w:t>ChEBI Search</w:t>
       </w:r>
       <w:bookmarkEnd w:id="25"/>
       <w:bookmarkEnd w:id="26"/>
@@ -11598,35 +11494,7 @@
         <w:rPr>
           <w:lang w:val="en-GB"/>
         </w:rPr>
-        <w:t xml:space="preserve">The </w:t>
-      </w:r>
-      <w:proofErr w:type="spellStart"/>
-      <w:r>
-        <w:rPr>
-          <w:lang w:val="en-GB"/>
-        </w:rPr>
-        <w:t>ChEBI</w:t>
-      </w:r>
-      <w:proofErr w:type="spellEnd"/>
-      <w:r>
-        <w:rPr>
-          <w:lang w:val="en-GB"/>
-        </w:rPr>
-        <w:t xml:space="preserve"> search allows you to search by name for structures in the </w:t>
-      </w:r>
-      <w:proofErr w:type="spellStart"/>
-      <w:r>
-        <w:rPr>
-          <w:lang w:val="en-GB"/>
-        </w:rPr>
-        <w:t>ChEBI</w:t>
-      </w:r>
-      <w:proofErr w:type="spellEnd"/>
-      <w:r>
-        <w:rPr>
-          <w:lang w:val="en-GB"/>
-        </w:rPr>
-        <w:t xml:space="preserve"> database.  Fewer results are returned by this search tool than the PubChem search</w:t>
+        <w:t>The ChEBI search allows you to search by name for structures in the ChEBI database.  Fewer results are returned by this search tool than the PubChem search</w:t>
       </w:r>
       <w:r>
         <w:rPr>
@@ -13661,7 +13529,6 @@
         </w:rPr>
         <w:t xml:space="preserve">Chem4Word allows you to export chemical structures as both CML files and MDL </w:t>
       </w:r>
-      <w:proofErr w:type="spellStart"/>
       <w:r>
         <w:rPr>
           <w:lang w:val="en-GB"/>
@@ -13672,14 +13539,7 @@
         <w:rPr>
           <w:lang w:val="en-GB"/>
         </w:rPr>
-        <w:t>iles</w:t>
-      </w:r>
-      <w:proofErr w:type="spellEnd"/>
-      <w:r>
-        <w:rPr>
-          <w:lang w:val="en-GB"/>
-        </w:rPr>
-        <w:t>.</w:t>
+        <w:t>iles.</w:t>
       </w:r>
     </w:p>
     <w:p>
@@ -13793,7 +13653,6 @@
         </w:rPr>
         <w:t xml:space="preserve">and </w:t>
       </w:r>
-      <w:proofErr w:type="spellStart"/>
       <w:r>
         <w:rPr>
           <w:lang w:val="en-GB"/>
@@ -13806,7 +13665,6 @@
         </w:rPr>
         <w:t>File</w:t>
       </w:r>
-      <w:proofErr w:type="spellEnd"/>
       <w:r>
         <w:rPr>
           <w:lang w:val="en-GB"/>
@@ -13966,19 +13824,11 @@
         </w:rPr>
       </w:pPr>
       <w:bookmarkStart w:id="41" w:name="_Toc188960544"/>
-      <w:proofErr w:type="spellStart"/>
-      <w:r>
-        <w:rPr>
-          <w:lang w:val="en-GB"/>
-        </w:rPr>
-        <w:t>OoXml</w:t>
-      </w:r>
-      <w:proofErr w:type="spellEnd"/>
-      <w:r>
-        <w:rPr>
-          <w:lang w:val="en-GB"/>
-        </w:rPr>
-        <w:t xml:space="preserve"> </w:t>
+      <w:r>
+        <w:rPr>
+          <w:lang w:val="en-GB"/>
+        </w:rPr>
+        <w:t xml:space="preserve">OoXml </w:t>
       </w:r>
       <w:r>
         <w:rPr>
@@ -14128,19 +13978,11 @@
           <w:lang w:val="en-GB"/>
         </w:rPr>
       </w:pPr>
-      <w:proofErr w:type="spellStart"/>
-      <w:r>
-        <w:rPr>
-          <w:lang w:val="en-GB"/>
-        </w:rPr>
-        <w:t>ChEBI</w:t>
-      </w:r>
-      <w:proofErr w:type="spellEnd"/>
-      <w:r>
-        <w:rPr>
-          <w:lang w:val="en-GB"/>
-        </w:rPr>
-        <w:t xml:space="preserve"> Searcher Settings</w:t>
+      <w:r>
+        <w:rPr>
+          <w:lang w:val="en-GB"/>
+        </w:rPr>
+        <w:t>ChEBI Searcher Settings</w:t>
       </w:r>
     </w:p>
     <w:p>
@@ -14533,7 +14375,6 @@
         <w:tc>
           <w:tcPr>
             <w:tcW w:w="1213" w:type="dxa"/>
-            <w:shd w:val="clear" w:color="auto" w:fill="auto"/>
             <w:noWrap/>
             <w:vAlign w:val="bottom"/>
             <w:hideMark/>
@@ -14564,7 +14405,6 @@
         <w:tc>
           <w:tcPr>
             <w:tcW w:w="1759" w:type="dxa"/>
-            <w:shd w:val="clear" w:color="auto" w:fill="auto"/>
             <w:noWrap/>
             <w:vAlign w:val="bottom"/>
             <w:hideMark/>
@@ -14595,7 +14435,6 @@
         <w:tc>
           <w:tcPr>
             <w:tcW w:w="1776" w:type="dxa"/>
-            <w:shd w:val="clear" w:color="auto" w:fill="auto"/>
             <w:noWrap/>
             <w:vAlign w:val="bottom"/>
             <w:hideMark/>
@@ -14626,7 +14465,6 @@
         <w:tc>
           <w:tcPr>
             <w:tcW w:w="2193" w:type="dxa"/>
-            <w:shd w:val="clear" w:color="auto" w:fill="auto"/>
             <w:noWrap/>
             <w:vAlign w:val="bottom"/>
             <w:hideMark/>
@@ -14707,7 +14545,6 @@
         <w:tc>
           <w:tcPr>
             <w:tcW w:w="2268" w:type="dxa"/>
-            <w:shd w:val="clear" w:color="auto" w:fill="auto"/>
             <w:noWrap/>
             <w:vAlign w:val="bottom"/>
             <w:hideMark/>
@@ -14763,7 +14600,6 @@
         <w:tc>
           <w:tcPr>
             <w:tcW w:w="1213" w:type="dxa"/>
-            <w:shd w:val="clear" w:color="auto" w:fill="auto"/>
             <w:noWrap/>
             <w:vAlign w:val="bottom"/>
             <w:hideMark/>
@@ -14790,7 +14626,6 @@
         <w:tc>
           <w:tcPr>
             <w:tcW w:w="1759" w:type="dxa"/>
-            <w:shd w:val="clear" w:color="auto" w:fill="auto"/>
             <w:noWrap/>
             <w:vAlign w:val="bottom"/>
             <w:hideMark/>
@@ -14818,7 +14653,6 @@
         <w:tc>
           <w:tcPr>
             <w:tcW w:w="1776" w:type="dxa"/>
-            <w:shd w:val="clear" w:color="auto" w:fill="auto"/>
             <w:noWrap/>
             <w:vAlign w:val="bottom"/>
             <w:hideMark/>
@@ -14846,7 +14680,6 @@
         <w:tc>
           <w:tcPr>
             <w:tcW w:w="2193" w:type="dxa"/>
-            <w:shd w:val="clear" w:color="auto" w:fill="auto"/>
             <w:noWrap/>
             <w:vAlign w:val="bottom"/>
             <w:hideMark/>
@@ -14874,7 +14707,6 @@
         <w:tc>
           <w:tcPr>
             <w:tcW w:w="2268" w:type="dxa"/>
-            <w:shd w:val="clear" w:color="auto" w:fill="auto"/>
             <w:noWrap/>
             <w:vAlign w:val="bottom"/>
             <w:hideMark/>
@@ -14907,7 +14739,6 @@
         <w:tc>
           <w:tcPr>
             <w:tcW w:w="1213" w:type="dxa"/>
-            <w:shd w:val="clear" w:color="auto" w:fill="auto"/>
             <w:noWrap/>
             <w:vAlign w:val="bottom"/>
             <w:hideMark/>
@@ -14934,7 +14765,6 @@
         <w:tc>
           <w:tcPr>
             <w:tcW w:w="1759" w:type="dxa"/>
-            <w:shd w:val="clear" w:color="auto" w:fill="auto"/>
             <w:noWrap/>
             <w:vAlign w:val="bottom"/>
             <w:hideMark/>
@@ -14962,7 +14792,6 @@
         <w:tc>
           <w:tcPr>
             <w:tcW w:w="1776" w:type="dxa"/>
-            <w:shd w:val="clear" w:color="auto" w:fill="auto"/>
             <w:noWrap/>
             <w:vAlign w:val="bottom"/>
             <w:hideMark/>
@@ -14990,7 +14819,6 @@
         <w:tc>
           <w:tcPr>
             <w:tcW w:w="2193" w:type="dxa"/>
-            <w:shd w:val="clear" w:color="auto" w:fill="auto"/>
             <w:noWrap/>
             <w:vAlign w:val="bottom"/>
             <w:hideMark/>
@@ -15018,7 +14846,6 @@
         <w:tc>
           <w:tcPr>
             <w:tcW w:w="2268" w:type="dxa"/>
-            <w:shd w:val="clear" w:color="auto" w:fill="auto"/>
             <w:noWrap/>
             <w:vAlign w:val="bottom"/>
             <w:hideMark/>
@@ -15051,7 +14878,6 @@
         <w:tc>
           <w:tcPr>
             <w:tcW w:w="1213" w:type="dxa"/>
-            <w:shd w:val="clear" w:color="auto" w:fill="auto"/>
             <w:noWrap/>
             <w:vAlign w:val="bottom"/>
             <w:hideMark/>
@@ -15078,7 +14904,6 @@
         <w:tc>
           <w:tcPr>
             <w:tcW w:w="1759" w:type="dxa"/>
-            <w:shd w:val="clear" w:color="auto" w:fill="auto"/>
             <w:noWrap/>
             <w:vAlign w:val="bottom"/>
             <w:hideMark/>
@@ -15098,7 +14923,6 @@
         <w:tc>
           <w:tcPr>
             <w:tcW w:w="1776" w:type="dxa"/>
-            <w:shd w:val="clear" w:color="auto" w:fill="auto"/>
             <w:noWrap/>
             <w:vAlign w:val="bottom"/>
             <w:hideMark/>
@@ -15119,7 +14943,6 @@
         <w:tc>
           <w:tcPr>
             <w:tcW w:w="2193" w:type="dxa"/>
-            <w:shd w:val="clear" w:color="auto" w:fill="auto"/>
             <w:noWrap/>
             <w:vAlign w:val="bottom"/>
             <w:hideMark/>
@@ -15147,7 +14970,6 @@
         <w:tc>
           <w:tcPr>
             <w:tcW w:w="2268" w:type="dxa"/>
-            <w:shd w:val="clear" w:color="auto" w:fill="auto"/>
             <w:noWrap/>
             <w:vAlign w:val="bottom"/>
             <w:hideMark/>
@@ -15180,7 +15002,6 @@
         <w:tc>
           <w:tcPr>
             <w:tcW w:w="1213" w:type="dxa"/>
-            <w:shd w:val="clear" w:color="auto" w:fill="auto"/>
             <w:noWrap/>
             <w:vAlign w:val="bottom"/>
             <w:hideMark/>
@@ -15207,7 +15028,6 @@
         <w:tc>
           <w:tcPr>
             <w:tcW w:w="1759" w:type="dxa"/>
-            <w:shd w:val="clear" w:color="auto" w:fill="auto"/>
             <w:noWrap/>
             <w:vAlign w:val="bottom"/>
             <w:hideMark/>
@@ -15227,7 +15047,6 @@
         <w:tc>
           <w:tcPr>
             <w:tcW w:w="1776" w:type="dxa"/>
-            <w:shd w:val="clear" w:color="auto" w:fill="auto"/>
             <w:noWrap/>
             <w:vAlign w:val="bottom"/>
             <w:hideMark/>
@@ -15248,7 +15067,6 @@
         <w:tc>
           <w:tcPr>
             <w:tcW w:w="2193" w:type="dxa"/>
-            <w:shd w:val="clear" w:color="auto" w:fill="auto"/>
             <w:noWrap/>
             <w:vAlign w:val="bottom"/>
             <w:hideMark/>
@@ -15276,7 +15094,6 @@
         <w:tc>
           <w:tcPr>
             <w:tcW w:w="2268" w:type="dxa"/>
-            <w:shd w:val="clear" w:color="auto" w:fill="auto"/>
             <w:noWrap/>
             <w:vAlign w:val="bottom"/>
             <w:hideMark/>
@@ -16574,15 +16391,7 @@
           </w:tcPr>
           <w:p>
             <w:r>
-              <w:t xml:space="preserve">This allows you to bulk import structures from CML or </w:t>
-            </w:r>
-            <w:proofErr w:type="spellStart"/>
-            <w:r>
-              <w:t>SDFile</w:t>
-            </w:r>
-            <w:proofErr w:type="spellEnd"/>
-            <w:r>
-              <w:t xml:space="preserve"> files</w:t>
+              <w:t>This allows you to bulk import structures from CML or SDFile files</w:t>
             </w:r>
           </w:p>
         </w:tc>
@@ -16655,15 +16464,7 @@
           </w:tcPr>
           <w:p>
             <w:r>
-              <w:t xml:space="preserve">This allows you to export all the structures to CML or </w:t>
-            </w:r>
-            <w:proofErr w:type="spellStart"/>
-            <w:r>
-              <w:t>SDFile</w:t>
-            </w:r>
-            <w:proofErr w:type="spellEnd"/>
-            <w:r>
-              <w:t xml:space="preserve"> files</w:t>
+              <w:t>This allows you to export all the structures to CML or SDFile files</w:t>
             </w:r>
           </w:p>
         </w:tc>
@@ -17526,23 +17327,7 @@
                 <w:sz w:val="20"/>
                 <w:szCs w:val="20"/>
               </w:rPr>
-              <w:t>\</w:t>
-            </w:r>
-            <w:proofErr w:type="spellStart"/>
-            <w:r>
-              <w:rPr>
-                <w:sz w:val="20"/>
-                <w:szCs w:val="20"/>
-              </w:rPr>
-              <w:t>AppData</w:t>
-            </w:r>
-            <w:proofErr w:type="spellEnd"/>
-            <w:r>
-              <w:rPr>
-                <w:sz w:val="20"/>
-                <w:szCs w:val="20"/>
-              </w:rPr>
-              <w:t>\Local\Chem4Word.V3</w:t>
+              <w:t>\AppData\Local\Chem4Word.V3</w:t>
             </w:r>
           </w:p>
         </w:tc>
@@ -17594,23 +17379,7 @@
                 <w:sz w:val="20"/>
                 <w:szCs w:val="20"/>
               </w:rPr>
-              <w:t>\</w:t>
-            </w:r>
-            <w:proofErr w:type="spellStart"/>
-            <w:r>
-              <w:rPr>
-                <w:sz w:val="20"/>
-                <w:szCs w:val="20"/>
-              </w:rPr>
-              <w:t>AppData</w:t>
-            </w:r>
-            <w:proofErr w:type="spellEnd"/>
-            <w:r>
-              <w:rPr>
-                <w:sz w:val="20"/>
-                <w:szCs w:val="20"/>
-              </w:rPr>
-              <w:t>\Local\Chem4Word.V3\Backups</w:t>
+              <w:t>\AppData\Local\Chem4Word.V3\Backups</w:t>
             </w:r>
           </w:p>
         </w:tc>
@@ -17667,23 +17436,7 @@
                 <w:sz w:val="20"/>
                 <w:szCs w:val="20"/>
               </w:rPr>
-              <w:t>\</w:t>
-            </w:r>
-            <w:proofErr w:type="spellStart"/>
-            <w:r>
-              <w:rPr>
-                <w:sz w:val="20"/>
-                <w:szCs w:val="20"/>
-              </w:rPr>
-              <w:t>AppData</w:t>
-            </w:r>
-            <w:proofErr w:type="spellEnd"/>
-            <w:r>
-              <w:rPr>
-                <w:sz w:val="20"/>
-                <w:szCs w:val="20"/>
-              </w:rPr>
-              <w:t>\Local\Chem4Word.V3\Telemetry</w:t>
+              <w:t>\AppData\Local\Chem4Word.V3\Telemetry</w:t>
             </w:r>
           </w:p>
         </w:tc>
@@ -18271,7 +18024,6 @@
           <w:lang w:val="en-GB"/>
         </w:rPr>
       </w:pPr>
-      <w:proofErr w:type="spellStart"/>
       <w:r>
         <w:rPr>
           <w:rFonts w:ascii="Arial" w:hAnsi="Arial" w:cs="Arial"/>
@@ -18281,7 +18033,6 @@
         </w:rPr>
         <w:t>abcdefghijklmnopqrstuvwxyz</w:t>
       </w:r>
-      <w:proofErr w:type="spellEnd"/>
     </w:p>
     <w:p>
       <w:pPr>
@@ -18554,29 +18305,7 @@
           <w:szCs w:val="20"/>
           <w:lang w:val="en-GB"/>
         </w:rPr>
-        <w:t xml:space="preserve">// </w:t>
-      </w:r>
-      <w:proofErr w:type="spellStart"/>
-      <w:r>
-        <w:rPr>
-          <w:rFonts w:ascii="Arial" w:hAnsi="Arial" w:cs="Arial"/>
-          <w:color w:val="008000"/>
-          <w:sz w:val="20"/>
-          <w:szCs w:val="20"/>
-          <w:lang w:val="en-GB"/>
-        </w:rPr>
-        <w:t>en</w:t>
-      </w:r>
-      <w:proofErr w:type="spellEnd"/>
-      <w:r>
-        <w:rPr>
-          <w:rFonts w:ascii="Arial" w:hAnsi="Arial" w:cs="Arial"/>
-          <w:color w:val="008000"/>
-          <w:sz w:val="20"/>
-          <w:szCs w:val="20"/>
-          <w:lang w:val="en-GB"/>
-        </w:rPr>
-        <w:t xml:space="preserve"> dash</w:t>
+        <w:t>// en dash</w:t>
       </w:r>
       <w:r>
         <w:rPr>
@@ -18636,29 +18365,7 @@
           <w:szCs w:val="20"/>
           <w:lang w:val="en-GB"/>
         </w:rPr>
-        <w:t xml:space="preserve">// </w:t>
-      </w:r>
-      <w:proofErr w:type="spellStart"/>
-      <w:r>
-        <w:rPr>
-          <w:rFonts w:ascii="Arial" w:hAnsi="Arial" w:cs="Arial"/>
-          <w:color w:val="008000"/>
-          <w:sz w:val="20"/>
-          <w:szCs w:val="20"/>
-          <w:lang w:val="en-GB"/>
-        </w:rPr>
-        <w:t>em</w:t>
-      </w:r>
-      <w:proofErr w:type="spellEnd"/>
-      <w:r>
-        <w:rPr>
-          <w:rFonts w:ascii="Arial" w:hAnsi="Arial" w:cs="Arial"/>
-          <w:color w:val="008000"/>
-          <w:sz w:val="20"/>
-          <w:szCs w:val="20"/>
-          <w:lang w:val="en-GB"/>
-        </w:rPr>
-        <w:t xml:space="preserve"> dash</w:t>
+        <w:t>// em dash</w:t>
       </w:r>
       <w:r>
         <w:rPr>
@@ -20597,27 +20304,14 @@
       <w:r>
         <w:t xml:space="preserve">Figure </w:t>
       </w:r>
-      <w:r>
-        <w:fldChar w:fldCharType="begin"/>
-      </w:r>
-      <w:r>
-        <w:instrText xml:space="preserve"> SEQ Figure \* ARABIC </w:instrText>
-      </w:r>
-      <w:r>
-        <w:fldChar w:fldCharType="separate"/>
-      </w:r>
-      <w:r>
-        <w:rPr>
-          <w:noProof/>
-        </w:rPr>
-        <w:t>1</w:t>
-      </w:r>
-      <w:r>
-        <w:rPr>
-          <w:noProof/>
-        </w:rPr>
-        <w:fldChar w:fldCharType="end"/>
-      </w:r>
+      <w:fldSimple w:instr=" SEQ Figure \* ARABIC ">
+        <w:r>
+          <w:rPr>
+            <w:noProof/>
+          </w:rPr>
+          <w:t>1</w:t>
+        </w:r>
+      </w:fldSimple>
       <w:r>
         <w:t>:  ACME layout</w:t>
       </w:r>
@@ -21256,27 +20950,14 @@
       <w:r>
         <w:t xml:space="preserve">Figure </w:t>
       </w:r>
-      <w:r>
-        <w:fldChar w:fldCharType="begin"/>
-      </w:r>
-      <w:r>
-        <w:instrText xml:space="preserve"> SEQ Figure \* ARABIC </w:instrText>
-      </w:r>
-      <w:r>
-        <w:fldChar w:fldCharType="separate"/>
-      </w:r>
-      <w:r>
-        <w:rPr>
-          <w:noProof/>
-        </w:rPr>
-        <w:t>2</w:t>
-      </w:r>
-      <w:r>
-        <w:rPr>
-          <w:noProof/>
-        </w:rPr>
-        <w:fldChar w:fldCharType="end"/>
-      </w:r>
+      <w:fldSimple w:instr=" SEQ Figure \* ARABIC ">
+        <w:r>
+          <w:rPr>
+            <w:noProof/>
+          </w:rPr>
+          <w:t>2</w:t>
+        </w:r>
+      </w:fldSimple>
       <w:r>
         <w:t xml:space="preserve">: The </w:t>
       </w:r>
@@ -22853,27 +22534,14 @@
       <w:r>
         <w:t xml:space="preserve">Figure </w:t>
       </w:r>
-      <w:r>
-        <w:fldChar w:fldCharType="begin"/>
-      </w:r>
-      <w:r>
-        <w:instrText xml:space="preserve"> SEQ Figure \* ARABIC </w:instrText>
-      </w:r>
-      <w:r>
-        <w:fldChar w:fldCharType="separate"/>
-      </w:r>
-      <w:r>
-        <w:rPr>
-          <w:noProof/>
-        </w:rPr>
-        <w:t>3</w:t>
-      </w:r>
-      <w:r>
-        <w:rPr>
-          <w:noProof/>
-        </w:rPr>
-        <w:fldChar w:fldCharType="end"/>
-      </w:r>
+      <w:fldSimple w:instr=" SEQ Figure \* ARABIC ">
+        <w:r>
+          <w:rPr>
+            <w:noProof/>
+          </w:rPr>
+          <w:t>3</w:t>
+        </w:r>
+      </w:fldSimple>
       <w:r>
         <w:t>: Dropping</w:t>
       </w:r>
@@ -23133,27 +22801,14 @@
         <w:lastRenderedPageBreak/>
         <w:t xml:space="preserve">Figure </w:t>
       </w:r>
-      <w:r>
-        <w:fldChar w:fldCharType="begin"/>
-      </w:r>
-      <w:r>
-        <w:instrText xml:space="preserve"> SEQ Figure \* ARABIC </w:instrText>
-      </w:r>
-      <w:r>
-        <w:fldChar w:fldCharType="separate"/>
-      </w:r>
-      <w:r>
-        <w:rPr>
-          <w:noProof/>
-        </w:rPr>
-        <w:t>4</w:t>
-      </w:r>
-      <w:r>
-        <w:rPr>
-          <w:noProof/>
-        </w:rPr>
-        <w:fldChar w:fldCharType="end"/>
-      </w:r>
+      <w:fldSimple w:instr=" SEQ Figure \* ARABIC ">
+        <w:r>
+          <w:rPr>
+            <w:noProof/>
+          </w:rPr>
+          <w:t>4</w:t>
+        </w:r>
+      </w:fldSimple>
       <w:r>
         <w:t>: Setting a hatch bond by clicking</w:t>
       </w:r>
@@ -23234,35 +22889,17 @@
       <w:r>
         <w:t xml:space="preserve">Figure </w:t>
       </w:r>
-      <w:r>
-        <w:fldChar w:fldCharType="begin"/>
-      </w:r>
-      <w:r>
-        <w:instrText xml:space="preserve"> SEQ Figure \* ARABIC </w:instrText>
-      </w:r>
-      <w:r>
-        <w:fldChar w:fldCharType="separate"/>
-      </w:r>
-      <w:r>
-        <w:rPr>
-          <w:noProof/>
-        </w:rPr>
-        <w:t>5</w:t>
-      </w:r>
-      <w:r>
-        <w:rPr>
-          <w:noProof/>
-        </w:rPr>
-        <w:fldChar w:fldCharType="end"/>
-      </w:r>
-      <w:r>
-        <w:t xml:space="preserve">:  Inverting a </w:t>
-      </w:r>
-      <w:proofErr w:type="spellStart"/>
-      <w:r>
-        <w:t>stereobond</w:t>
-      </w:r>
-      <w:proofErr w:type="spellEnd"/>
+      <w:fldSimple w:instr=" SEQ Figure \* ARABIC ">
+        <w:r>
+          <w:rPr>
+            <w:noProof/>
+          </w:rPr>
+          <w:t>5</w:t>
+        </w:r>
+      </w:fldSimple>
+      <w:r>
+        <w:t>:  Inverting a stereobond</w:t>
+      </w:r>
     </w:p>
     <w:p>
       <w:pPr>
@@ -23565,27 +23202,14 @@
       <w:r>
         <w:t xml:space="preserve">Figure </w:t>
       </w:r>
-      <w:r>
-        <w:fldChar w:fldCharType="begin"/>
-      </w:r>
-      <w:r>
-        <w:instrText xml:space="preserve"> SEQ Figure \* ARABIC </w:instrText>
-      </w:r>
-      <w:r>
-        <w:fldChar w:fldCharType="separate"/>
-      </w:r>
-      <w:r>
-        <w:rPr>
-          <w:noProof/>
-        </w:rPr>
-        <w:t>6</w:t>
-      </w:r>
-      <w:r>
-        <w:rPr>
-          <w:noProof/>
-        </w:rPr>
-        <w:fldChar w:fldCharType="end"/>
-      </w:r>
+      <w:fldSimple w:instr=" SEQ Figure \* ARABIC ">
+        <w:r>
+          <w:rPr>
+            <w:noProof/>
+          </w:rPr>
+          <w:t>6</w:t>
+        </w:r>
+      </w:fldSimple>
       <w:r>
         <w:t>: Stroking over a single bond</w:t>
       </w:r>
@@ -24051,27 +23675,14 @@
       <w:r>
         <w:t xml:space="preserve">Figure </w:t>
       </w:r>
-      <w:r>
-        <w:fldChar w:fldCharType="begin"/>
-      </w:r>
-      <w:r>
-        <w:instrText xml:space="preserve"> SEQ Figure \* ARABIC </w:instrText>
-      </w:r>
-      <w:r>
-        <w:fldChar w:fldCharType="separate"/>
-      </w:r>
-      <w:r>
-        <w:rPr>
-          <w:noProof/>
-        </w:rPr>
-        <w:t>7</w:t>
-      </w:r>
-      <w:r>
-        <w:rPr>
-          <w:noProof/>
-        </w:rPr>
-        <w:fldChar w:fldCharType="end"/>
-      </w:r>
+      <w:fldSimple w:instr=" SEQ Figure \* ARABIC ">
+        <w:r>
+          <w:rPr>
+            <w:noProof/>
+          </w:rPr>
+          <w:t>7</w:t>
+        </w:r>
+      </w:fldSimple>
       <w:r>
         <w:t>:</w:t>
       </w:r>
@@ -24264,27 +23875,14 @@
       <w:r>
         <w:t xml:space="preserve">Figure </w:t>
       </w:r>
-      <w:r>
-        <w:fldChar w:fldCharType="begin"/>
-      </w:r>
-      <w:r>
-        <w:instrText xml:space="preserve"> SEQ Figure \* ARABIC </w:instrText>
-      </w:r>
-      <w:r>
-        <w:fldChar w:fldCharType="separate"/>
-      </w:r>
-      <w:r>
-        <w:rPr>
-          <w:noProof/>
-        </w:rPr>
-        <w:t>8</w:t>
-      </w:r>
-      <w:r>
-        <w:rPr>
-          <w:noProof/>
-        </w:rPr>
-        <w:fldChar w:fldCharType="end"/>
-      </w:r>
+      <w:fldSimple w:instr=" SEQ Figure \* ARABIC ">
+        <w:r>
+          <w:rPr>
+            <w:noProof/>
+          </w:rPr>
+          <w:t>8</w:t>
+        </w:r>
+      </w:fldSimple>
       <w:r>
         <w:t>: Lasso select</w:t>
       </w:r>
@@ -24376,27 +23974,14 @@
       <w:r>
         <w:t xml:space="preserve">Figure </w:t>
       </w:r>
-      <w:r>
-        <w:fldChar w:fldCharType="begin"/>
-      </w:r>
-      <w:r>
-        <w:instrText xml:space="preserve"> SEQ Figure \* ARABIC </w:instrText>
-      </w:r>
-      <w:r>
-        <w:fldChar w:fldCharType="separate"/>
-      </w:r>
-      <w:r>
-        <w:rPr>
-          <w:noProof/>
-        </w:rPr>
-        <w:t>9</w:t>
-      </w:r>
-      <w:r>
-        <w:rPr>
-          <w:noProof/>
-        </w:rPr>
-        <w:fldChar w:fldCharType="end"/>
-      </w:r>
+      <w:fldSimple w:instr=" SEQ Figure \* ARABIC ">
+        <w:r>
+          <w:rPr>
+            <w:noProof/>
+          </w:rPr>
+          <w:t>9</w:t>
+        </w:r>
+      </w:fldSimple>
       <w:r>
         <w:t>:  Rect</w:t>
       </w:r>
@@ -24478,27 +24063,14 @@
       <w:r>
         <w:t xml:space="preserve">Figure </w:t>
       </w:r>
-      <w:r>
-        <w:fldChar w:fldCharType="begin"/>
-      </w:r>
-      <w:r>
-        <w:instrText xml:space="preserve"> SEQ Figure \* ARABIC </w:instrText>
-      </w:r>
-      <w:r>
-        <w:fldChar w:fldCharType="separate"/>
-      </w:r>
-      <w:r>
-        <w:rPr>
-          <w:noProof/>
-        </w:rPr>
-        <w:t>10</w:t>
-      </w:r>
-      <w:r>
-        <w:rPr>
-          <w:noProof/>
-        </w:rPr>
-        <w:fldChar w:fldCharType="end"/>
-      </w:r>
+      <w:fldSimple w:instr=" SEQ Figure \* ARABIC ">
+        <w:r>
+          <w:rPr>
+            <w:noProof/>
+          </w:rPr>
+          <w:t>10</w:t>
+        </w:r>
+      </w:fldSimple>
       <w:r>
         <w:t xml:space="preserve">: </w:t>
       </w:r>
@@ -24643,27 +24215,14 @@
       <w:r>
         <w:t xml:space="preserve">Figure </w:t>
       </w:r>
-      <w:r>
-        <w:fldChar w:fldCharType="begin"/>
-      </w:r>
-      <w:r>
-        <w:instrText xml:space="preserve"> SEQ Figure \* ARABIC </w:instrText>
-      </w:r>
-      <w:r>
-        <w:fldChar w:fldCharType="separate"/>
-      </w:r>
-      <w:r>
-        <w:rPr>
-          <w:noProof/>
-        </w:rPr>
-        <w:t>11</w:t>
-      </w:r>
-      <w:r>
-        <w:rPr>
-          <w:noProof/>
-        </w:rPr>
-        <w:fldChar w:fldCharType="end"/>
-      </w:r>
+      <w:fldSimple w:instr=" SEQ Figure \* ARABIC ">
+        <w:r>
+          <w:rPr>
+            <w:noProof/>
+          </w:rPr>
+          <w:t>11</w:t>
+        </w:r>
+      </w:fldSimple>
       <w:r>
         <w:t>:  Molecule Selection Highlighting</w:t>
       </w:r>
@@ -24854,27 +24413,14 @@
       <w:r>
         <w:t xml:space="preserve">Figure </w:t>
       </w:r>
-      <w:r>
-        <w:fldChar w:fldCharType="begin"/>
-      </w:r>
-      <w:r>
-        <w:instrText xml:space="preserve"> SEQ Figure \* ARABIC </w:instrText>
-      </w:r>
-      <w:r>
-        <w:fldChar w:fldCharType="separate"/>
-      </w:r>
-      <w:r>
-        <w:rPr>
-          <w:noProof/>
-        </w:rPr>
-        <w:t>13</w:t>
-      </w:r>
-      <w:r>
-        <w:rPr>
-          <w:noProof/>
-        </w:rPr>
-        <w:fldChar w:fldCharType="end"/>
-      </w:r>
+      <w:fldSimple w:instr=" SEQ Figure \* ARABIC ">
+        <w:r>
+          <w:rPr>
+            <w:noProof/>
+          </w:rPr>
+          <w:t>13</w:t>
+        </w:r>
+      </w:fldSimple>
       <w:r>
         <w:t>: Pressing [Delete] removes the selected objects</w:t>
       </w:r>
@@ -24951,27 +24497,14 @@
       <w:r>
         <w:t xml:space="preserve">Figure </w:t>
       </w:r>
-      <w:r>
-        <w:fldChar w:fldCharType="begin"/>
-      </w:r>
-      <w:r>
-        <w:instrText xml:space="preserve"> SEQ Figure \* ARABIC </w:instrText>
-      </w:r>
-      <w:r>
-        <w:fldChar w:fldCharType="separate"/>
-      </w:r>
-      <w:r>
-        <w:rPr>
-          <w:noProof/>
-        </w:rPr>
-        <w:t>14</w:t>
-      </w:r>
-      <w:r>
-        <w:rPr>
-          <w:noProof/>
-        </w:rPr>
-        <w:fldChar w:fldCharType="end"/>
-      </w:r>
+      <w:fldSimple w:instr=" SEQ Figure \* ARABIC ">
+        <w:r>
+          <w:rPr>
+            <w:noProof/>
+          </w:rPr>
+          <w:t>14</w:t>
+        </w:r>
+      </w:fldSimple>
       <w:r>
         <w:t>: Select the atoms</w:t>
       </w:r>
@@ -25047,27 +24580,14 @@
       <w:r>
         <w:t xml:space="preserve">Figure </w:t>
       </w:r>
-      <w:r>
-        <w:fldChar w:fldCharType="begin"/>
-      </w:r>
-      <w:r>
-        <w:instrText xml:space="preserve"> SEQ Figure \* ARABIC </w:instrText>
-      </w:r>
-      <w:r>
-        <w:fldChar w:fldCharType="separate"/>
-      </w:r>
-      <w:r>
-        <w:rPr>
-          <w:noProof/>
-        </w:rPr>
-        <w:t>15</w:t>
-      </w:r>
-      <w:r>
-        <w:rPr>
-          <w:noProof/>
-        </w:rPr>
-        <w:fldChar w:fldCharType="end"/>
-      </w:r>
+      <w:fldSimple w:instr=" SEQ Figure \* ARABIC ">
+        <w:r>
+          <w:rPr>
+            <w:noProof/>
+          </w:rPr>
+          <w:t>15</w:t>
+        </w:r>
+      </w:fldSimple>
       <w:r>
         <w:t>: ACME changes the selected atoms to the chosen element</w:t>
       </w:r>
@@ -25805,27 +25325,14 @@
       <w:r>
         <w:t xml:space="preserve">Figure </w:t>
       </w:r>
-      <w:r>
-        <w:fldChar w:fldCharType="begin"/>
-      </w:r>
-      <w:r>
-        <w:instrText xml:space="preserve"> SEQ Figure \* ARABIC </w:instrText>
-      </w:r>
-      <w:r>
-        <w:fldChar w:fldCharType="separate"/>
-      </w:r>
-      <w:r>
-        <w:rPr>
-          <w:noProof/>
-        </w:rPr>
-        <w:t>16</w:t>
-      </w:r>
-      <w:r>
-        <w:rPr>
-          <w:noProof/>
-        </w:rPr>
-        <w:fldChar w:fldCharType="end"/>
-      </w:r>
+      <w:fldSimple w:instr=" SEQ Figure \* ARABIC ">
+        <w:r>
+          <w:rPr>
+            <w:noProof/>
+          </w:rPr>
+          <w:t>16</w:t>
+        </w:r>
+      </w:fldSimple>
       <w:r>
         <w:t xml:space="preserve">:  </w:t>
       </w:r>
@@ -26114,27 +25621,14 @@
       <w:r>
         <w:t xml:space="preserve">Figure </w:t>
       </w:r>
-      <w:r>
-        <w:fldChar w:fldCharType="begin"/>
-      </w:r>
-      <w:r>
-        <w:instrText xml:space="preserve"> SEQ Figure \* ARABIC </w:instrText>
-      </w:r>
-      <w:r>
-        <w:fldChar w:fldCharType="separate"/>
-      </w:r>
-      <w:r>
-        <w:rPr>
-          <w:noProof/>
-        </w:rPr>
-        <w:t>17</w:t>
-      </w:r>
-      <w:r>
-        <w:rPr>
-          <w:noProof/>
-        </w:rPr>
-        <w:fldChar w:fldCharType="end"/>
-      </w:r>
+      <w:fldSimple w:instr=" SEQ Figure \* ARABIC ">
+        <w:r>
+          <w:rPr>
+            <w:noProof/>
+          </w:rPr>
+          <w:t>17</w:t>
+        </w:r>
+      </w:fldSimple>
       <w:r>
         <w:t>: Drag to change ring size.</w:t>
       </w:r>
@@ -26222,27 +25716,14 @@
       <w:r>
         <w:t xml:space="preserve">Figure </w:t>
       </w:r>
-      <w:r>
-        <w:fldChar w:fldCharType="begin"/>
-      </w:r>
-      <w:r>
-        <w:instrText xml:space="preserve"> SEQ Figure \* ARABIC </w:instrText>
-      </w:r>
-      <w:r>
-        <w:fldChar w:fldCharType="separate"/>
-      </w:r>
-      <w:r>
-        <w:rPr>
-          <w:noProof/>
-        </w:rPr>
-        <w:t>18</w:t>
-      </w:r>
-      <w:r>
-        <w:rPr>
-          <w:noProof/>
-        </w:rPr>
-        <w:fldChar w:fldCharType="end"/>
-      </w:r>
+      <w:fldSimple w:instr=" SEQ Figure \* ARABIC ">
+        <w:r>
+          <w:rPr>
+            <w:noProof/>
+          </w:rPr>
+          <w:t>18</w:t>
+        </w:r>
+      </w:fldSimple>
       <w:r>
         <w:t>: New ring drawn in place</w:t>
       </w:r>
@@ -26563,27 +26044,14 @@
       <w:r>
         <w:t xml:space="preserve">Figure </w:t>
       </w:r>
-      <w:r>
-        <w:fldChar w:fldCharType="begin"/>
-      </w:r>
-      <w:r>
-        <w:instrText xml:space="preserve"> SEQ Figure \* ARABIC </w:instrText>
-      </w:r>
-      <w:r>
-        <w:fldChar w:fldCharType="separate"/>
-      </w:r>
-      <w:r>
-        <w:rPr>
-          <w:noProof/>
-        </w:rPr>
-        <w:t>19</w:t>
-      </w:r>
-      <w:r>
-        <w:rPr>
-          <w:noProof/>
-        </w:rPr>
-        <w:fldChar w:fldCharType="end"/>
-      </w:r>
+      <w:fldSimple w:instr=" SEQ Figure \* ARABIC ">
+        <w:r>
+          <w:rPr>
+            <w:noProof/>
+          </w:rPr>
+          <w:t>19</w:t>
+        </w:r>
+      </w:fldSimple>
       <w:r>
         <w:t xml:space="preserve">:  Attaching a </w:t>
       </w:r>
@@ -26806,27 +26274,14 @@
       <w:r>
         <w:t xml:space="preserve">Figure </w:t>
       </w:r>
-      <w:r>
-        <w:fldChar w:fldCharType="begin"/>
-      </w:r>
-      <w:r>
-        <w:instrText xml:space="preserve"> SEQ Figure \* ARABIC </w:instrText>
-      </w:r>
-      <w:r>
-        <w:fldChar w:fldCharType="separate"/>
-      </w:r>
-      <w:r>
-        <w:rPr>
-          <w:noProof/>
-        </w:rPr>
-        <w:t>20</w:t>
-      </w:r>
-      <w:r>
-        <w:rPr>
-          <w:noProof/>
-        </w:rPr>
-        <w:fldChar w:fldCharType="end"/>
-      </w:r>
+      <w:fldSimple w:instr=" SEQ Figure \* ARABIC ">
+        <w:r>
+          <w:rPr>
+            <w:noProof/>
+          </w:rPr>
+          <w:t>20</w:t>
+        </w:r>
+      </w:fldSimple>
       <w:r>
         <w:t xml:space="preserve">: Click to delete </w:t>
       </w:r>
@@ -26896,27 +26351,14 @@
       <w:r>
         <w:t xml:space="preserve">Figure </w:t>
       </w:r>
-      <w:r>
-        <w:fldChar w:fldCharType="begin"/>
-      </w:r>
-      <w:r>
-        <w:instrText xml:space="preserve"> SEQ Figure \* ARABIC </w:instrText>
-      </w:r>
-      <w:r>
-        <w:fldChar w:fldCharType="separate"/>
-      </w:r>
-      <w:r>
-        <w:rPr>
-          <w:noProof/>
-        </w:rPr>
-        <w:t>21</w:t>
-      </w:r>
-      <w:r>
-        <w:rPr>
-          <w:noProof/>
-        </w:rPr>
-        <w:fldChar w:fldCharType="end"/>
-      </w:r>
+      <w:fldSimple w:instr=" SEQ Figure \* ARABIC ">
+        <w:r>
+          <w:rPr>
+            <w:noProof/>
+          </w:rPr>
+          <w:t>21</w:t>
+        </w:r>
+      </w:fldSimple>
       <w:r>
         <w:t xml:space="preserve">:  After deleting </w:t>
       </w:r>
@@ -27430,27 +26872,14 @@
       <w:r>
         <w:t xml:space="preserve">Figure </w:t>
       </w:r>
-      <w:r>
-        <w:fldChar w:fldCharType="begin"/>
-      </w:r>
-      <w:r>
-        <w:instrText xml:space="preserve"> SEQ Figure \* ARABIC </w:instrText>
-      </w:r>
-      <w:r>
-        <w:fldChar w:fldCharType="separate"/>
-      </w:r>
-      <w:r>
-        <w:rPr>
-          <w:noProof/>
-        </w:rPr>
-        <w:t>22</w:t>
-      </w:r>
-      <w:r>
-        <w:rPr>
-          <w:noProof/>
-        </w:rPr>
-        <w:fldChar w:fldCharType="end"/>
-      </w:r>
+      <w:fldSimple w:instr=" SEQ Figure \* ARABIC ">
+        <w:r>
+          <w:rPr>
+            <w:noProof/>
+          </w:rPr>
+          <w:t>22</w:t>
+        </w:r>
+      </w:fldSimple>
       <w:r>
         <w:t>: Selecting a range of atoms prior to copying</w:t>
       </w:r>
@@ -27515,27 +26944,14 @@
       <w:r>
         <w:t xml:space="preserve">Figure </w:t>
       </w:r>
-      <w:r>
-        <w:fldChar w:fldCharType="begin"/>
-      </w:r>
-      <w:r>
-        <w:instrText xml:space="preserve"> SEQ Figure \* ARABIC </w:instrText>
-      </w:r>
-      <w:r>
-        <w:fldChar w:fldCharType="separate"/>
-      </w:r>
-      <w:r>
-        <w:rPr>
-          <w:noProof/>
-        </w:rPr>
-        <w:t>23</w:t>
-      </w:r>
-      <w:r>
-        <w:rPr>
-          <w:noProof/>
-        </w:rPr>
-        <w:fldChar w:fldCharType="end"/>
-      </w:r>
+      <w:fldSimple w:instr=" SEQ Figure \* ARABIC ">
+        <w:r>
+          <w:rPr>
+            <w:noProof/>
+          </w:rPr>
+          <w:t>23</w:t>
+        </w:r>
+      </w:fldSimple>
       <w:r>
         <w:t>:  The result of copying and pasting the previous selection</w:t>
       </w:r>
@@ -27598,21 +27014,7 @@
         <w:rPr>
           <w:lang w:val="en-GB"/>
         </w:rPr>
-        <w:t xml:space="preserve">  ACME also converts </w:t>
-      </w:r>
-      <w:proofErr w:type="spellStart"/>
-      <w:r>
-        <w:rPr>
-          <w:lang w:val="en-GB"/>
-        </w:rPr>
-        <w:t>SDFile</w:t>
-      </w:r>
-      <w:proofErr w:type="spellEnd"/>
-      <w:r>
-        <w:rPr>
-          <w:lang w:val="en-GB"/>
-        </w:rPr>
-        <w:t xml:space="preserve"> format</w:t>
+        <w:t xml:space="preserve">  ACME also converts SDFile format</w:t>
       </w:r>
       <w:r>
         <w:rPr>
@@ -27655,7 +27057,7 @@
           <w:lang w:val="en-GB" w:eastAsia="en-GB"/>
         </w:rPr>
         <w:drawing>
-          <wp:inline distT="0" distB="0" distL="0" distR="0" wp14:anchorId="4F196FBD" wp14:editId="63DA4DD0">
+          <wp:inline distT="0" distB="0" distL="0" distR="0" wp14:anchorId="4F196FBD" wp14:editId="000C5450">
             <wp:extent cx="5943600" cy="3009265"/>
             <wp:effectExtent l="0" t="0" r="0" b="635"/>
             <wp:docPr id="860112384" name="Picture 192023555"/>
@@ -27707,27 +27109,14 @@
       <w:r>
         <w:t xml:space="preserve">Figure </w:t>
       </w:r>
-      <w:r>
-        <w:fldChar w:fldCharType="begin"/>
-      </w:r>
-      <w:r>
-        <w:instrText xml:space="preserve"> SEQ Figure \* ARABIC </w:instrText>
-      </w:r>
-      <w:r>
-        <w:fldChar w:fldCharType="separate"/>
-      </w:r>
-      <w:r>
-        <w:rPr>
-          <w:noProof/>
-        </w:rPr>
-        <w:t>24</w:t>
-      </w:r>
-      <w:r>
-        <w:rPr>
-          <w:noProof/>
-        </w:rPr>
-        <w:fldChar w:fldCharType="end"/>
-      </w:r>
+      <w:fldSimple w:instr=" SEQ Figure \* ARABIC ">
+        <w:r>
+          <w:rPr>
+            <w:noProof/>
+          </w:rPr>
+          <w:t>24</w:t>
+        </w:r>
+      </w:fldSimple>
       <w:r>
         <w:t>: CML pasted into Notepad from a co</w:t>
       </w:r>
@@ -28281,27 +27670,14 @@
       <w:r>
         <w:t xml:space="preserve">Figure </w:t>
       </w:r>
-      <w:r>
-        <w:fldChar w:fldCharType="begin"/>
-      </w:r>
-      <w:r>
-        <w:instrText xml:space="preserve"> SEQ Figure \* ARABIC </w:instrText>
-      </w:r>
-      <w:r>
-        <w:fldChar w:fldCharType="separate"/>
-      </w:r>
-      <w:r>
-        <w:rPr>
-          <w:noProof/>
-        </w:rPr>
-        <w:t>26</w:t>
-      </w:r>
-      <w:r>
-        <w:rPr>
-          <w:noProof/>
-        </w:rPr>
-        <w:fldChar w:fldCharType="end"/>
-      </w:r>
+      <w:fldSimple w:instr=" SEQ Figure \* ARABIC ">
+        <w:r>
+          <w:rPr>
+            <w:noProof/>
+          </w:rPr>
+          <w:t>26</w:t>
+        </w:r>
+      </w:fldSimple>
       <w:r>
         <w:t>: Explicit hydrogens added</w:t>
       </w:r>
@@ -28366,27 +27742,14 @@
       <w:r>
         <w:t xml:space="preserve">Figure </w:t>
       </w:r>
-      <w:r>
-        <w:fldChar w:fldCharType="begin"/>
-      </w:r>
-      <w:r>
-        <w:instrText xml:space="preserve"> SEQ Figure \* ARABIC </w:instrText>
-      </w:r>
-      <w:r>
-        <w:fldChar w:fldCharType="separate"/>
-      </w:r>
-      <w:r>
-        <w:rPr>
-          <w:noProof/>
-        </w:rPr>
-        <w:t>27</w:t>
-      </w:r>
-      <w:r>
-        <w:rPr>
-          <w:noProof/>
-        </w:rPr>
-        <w:fldChar w:fldCharType="end"/>
-      </w:r>
+      <w:fldSimple w:instr=" SEQ Figure \* ARABIC ">
+        <w:r>
+          <w:rPr>
+            <w:noProof/>
+          </w:rPr>
+          <w:t>27</w:t>
+        </w:r>
+      </w:fldSimple>
       <w:r>
         <w:t>:Expl</w:t>
       </w:r>
@@ -28743,27 +28106,14 @@
       <w:r>
         <w:t xml:space="preserve">Figure </w:t>
       </w:r>
-      <w:r>
-        <w:fldChar w:fldCharType="begin"/>
-      </w:r>
-      <w:r>
-        <w:instrText xml:space="preserve"> SEQ Figure \* ARABIC </w:instrText>
-      </w:r>
-      <w:r>
-        <w:fldChar w:fldCharType="separate"/>
-      </w:r>
-      <w:r>
-        <w:rPr>
-          <w:noProof/>
-        </w:rPr>
-        <w:t>28</w:t>
-      </w:r>
-      <w:r>
-        <w:rPr>
-          <w:noProof/>
-        </w:rPr>
-        <w:fldChar w:fldCharType="end"/>
-      </w:r>
+      <w:fldSimple w:instr=" SEQ Figure \* ARABIC ">
+        <w:r>
+          <w:rPr>
+            <w:noProof/>
+          </w:rPr>
+          <w:t>28</w:t>
+        </w:r>
+      </w:fldSimple>
       <w:r>
         <w:t>: Grouped molecules:  note the shading and corner brackets</w:t>
       </w:r>
@@ -28913,27 +28263,14 @@
       <w:r>
         <w:t xml:space="preserve">Figure </w:t>
       </w:r>
-      <w:r>
-        <w:fldChar w:fldCharType="begin"/>
-      </w:r>
-      <w:r>
-        <w:instrText xml:space="preserve"> SEQ Figure \* ARABIC </w:instrText>
-      </w:r>
-      <w:r>
-        <w:fldChar w:fldCharType="separate"/>
-      </w:r>
-      <w:r>
-        <w:rPr>
-          <w:noProof/>
-        </w:rPr>
-        <w:t>29</w:t>
-      </w:r>
-      <w:r>
-        <w:rPr>
-          <w:noProof/>
-        </w:rPr>
-        <w:fldChar w:fldCharType="end"/>
-      </w:r>
+      <w:fldSimple w:instr=" SEQ Figure \* ARABIC ">
+        <w:r>
+          <w:rPr>
+            <w:noProof/>
+          </w:rPr>
+          <w:t>29</w:t>
+        </w:r>
+      </w:fldSimple>
       <w:r>
         <w:t>: Selecting a group</w:t>
       </w:r>
@@ -30421,7 +29758,6 @@
         </w:rPr>
       </w:pPr>
       <w:bookmarkStart w:id="100" w:name="_Toc188960603"/>
-      <w:proofErr w:type="spellStart"/>
       <w:r>
         <w:rPr>
           <w:lang w:val="en-GB"/>
@@ -30429,33 +29765,18 @@
         <w:t>Deassigning</w:t>
       </w:r>
       <w:bookmarkEnd w:id="100"/>
-      <w:proofErr w:type="spellEnd"/>
-    </w:p>
-    <w:p>
-      <w:pPr>
-        <w:rPr>
-          <w:lang w:val="en-GB"/>
-        </w:rPr>
-      </w:pPr>
-      <w:r>
-        <w:rPr>
-          <w:lang w:val="en-GB"/>
-        </w:rPr>
-        <w:t xml:space="preserve">Select a reaction and then click the </w:t>
-      </w:r>
-      <w:proofErr w:type="spellStart"/>
-      <w:r>
-        <w:rPr>
-          <w:lang w:val="en-GB"/>
-        </w:rPr>
-        <w:t>Deassign</w:t>
-      </w:r>
-      <w:proofErr w:type="spellEnd"/>
-      <w:r>
-        <w:rPr>
-          <w:lang w:val="en-GB"/>
-        </w:rPr>
-        <w:t xml:space="preserve"> Reaction Roles button:</w:t>
+    </w:p>
+    <w:p>
+      <w:pPr>
+        <w:rPr>
+          <w:lang w:val="en-GB"/>
+        </w:rPr>
+      </w:pPr>
+      <w:r>
+        <w:rPr>
+          <w:lang w:val="en-GB"/>
+        </w:rPr>
+        <w:t>Select a reaction and then click the Deassign Reaction Roles button:</w:t>
       </w:r>
       <w:r>
         <w:rPr>
@@ -31195,27 +30516,14 @@
       <w:r>
         <w:t xml:space="preserve">Figure </w:t>
       </w:r>
-      <w:r>
-        <w:fldChar w:fldCharType="begin"/>
-      </w:r>
-      <w:r>
-        <w:instrText xml:space="preserve"> SEQ Figure \* ARABIC </w:instrText>
-      </w:r>
-      <w:r>
-        <w:fldChar w:fldCharType="separate"/>
-      </w:r>
-      <w:r>
-        <w:rPr>
-          <w:noProof/>
-        </w:rPr>
-        <w:t>30</w:t>
-      </w:r>
-      <w:r>
-        <w:rPr>
-          <w:noProof/>
-        </w:rPr>
-        <w:fldChar w:fldCharType="end"/>
-      </w:r>
+      <w:fldSimple w:instr=" SEQ Figure \* ARABIC ">
+        <w:r>
+          <w:rPr>
+            <w:noProof/>
+          </w:rPr>
+          <w:t>30</w:t>
+        </w:r>
+      </w:fldSimple>
       <w:r>
         <w:t>: Right-clicking on an atom shows the property dialogue</w:t>
       </w:r>
@@ -33430,18 +32738,10 @@
           </w:p>
           <w:p>
             <w:r>
-              <w:t xml:space="preserve">Exception is </w:t>
-            </w:r>
-            <w:proofErr w:type="spellStart"/>
-            <w:r>
-              <w:t>a</w:t>
-            </w:r>
-            <w:r>
-              <w:t>llenic</w:t>
-            </w:r>
-            <w:proofErr w:type="spellEnd"/>
-            <w:r>
-              <w:t xml:space="preserve"> </w:t>
+              <w:t>Exception is a</w:t>
+            </w:r>
+            <w:r>
+              <w:t xml:space="preserve">llenic </w:t>
             </w:r>
             <w:r>
               <w:t>C</w:t>
@@ -34034,35 +33334,17 @@
       <w:r>
         <w:t xml:space="preserve">Figure </w:t>
       </w:r>
-      <w:r>
-        <w:fldChar w:fldCharType="begin"/>
-      </w:r>
-      <w:r>
-        <w:instrText xml:space="preserve"> SEQ Figure \* ARABIC </w:instrText>
-      </w:r>
-      <w:r>
-        <w:fldChar w:fldCharType="separate"/>
-      </w:r>
-      <w:r>
-        <w:rPr>
-          <w:noProof/>
-        </w:rPr>
-        <w:t>31</w:t>
-      </w:r>
-      <w:r>
-        <w:rPr>
-          <w:noProof/>
-        </w:rPr>
-        <w:fldChar w:fldCharType="end"/>
-      </w:r>
-      <w:r>
-        <w:t xml:space="preserve">:  Setting the direction of a </w:t>
-      </w:r>
-      <w:proofErr w:type="spellStart"/>
-      <w:r>
-        <w:t>stereobond</w:t>
-      </w:r>
-      <w:proofErr w:type="spellEnd"/>
+      <w:fldSimple w:instr=" SEQ Figure \* ARABIC ">
+        <w:r>
+          <w:rPr>
+            <w:noProof/>
+          </w:rPr>
+          <w:t>31</w:t>
+        </w:r>
+      </w:fldSimple>
+      <w:r>
+        <w:t>:  Setting the direction of a stereobond</w:t>
+      </w:r>
     </w:p>
     <w:p>
       <w:pPr>
@@ -34145,27 +33427,14 @@
       <w:r>
         <w:t xml:space="preserve">Figure </w:t>
       </w:r>
-      <w:r>
-        <w:fldChar w:fldCharType="begin"/>
-      </w:r>
-      <w:r>
-        <w:instrText xml:space="preserve"> SEQ Figure \* ARABIC </w:instrText>
-      </w:r>
-      <w:r>
-        <w:fldChar w:fldCharType="separate"/>
-      </w:r>
-      <w:r>
-        <w:rPr>
-          <w:noProof/>
-        </w:rPr>
-        <w:t>32</w:t>
-      </w:r>
-      <w:r>
-        <w:rPr>
-          <w:noProof/>
-        </w:rPr>
-        <w:fldChar w:fldCharType="end"/>
-      </w:r>
+      <w:fldSimple w:instr=" SEQ Figure \* ARABIC ">
+        <w:r>
+          <w:rPr>
+            <w:noProof/>
+          </w:rPr>
+          <w:t>32</w:t>
+        </w:r>
+      </w:fldSimple>
       <w:r>
         <w:t xml:space="preserve">: Molecule properties dialogue.  </w:t>
       </w:r>
@@ -34986,7 +34255,7 @@
         <v:path o:extrusionok="f" gradientshapeok="t" o:connecttype="rect"/>
         <o:lock v:ext="edit" aspectratio="t"/>
       </v:shapetype>
-      <v:shape id="_x0000_i1068" type="#_x0000_t75" style="width:31.6pt;height:15.8pt;visibility:visible;mso-wrap-style:square" o:bullet="t">
+      <v:shape id="_x0000_i1025" type="#_x0000_t75" style="width:31.5pt;height:15.75pt;visibility:visible;mso-wrap-style:square" o:bullet="t">
         <v:imagedata r:id="rId1" o:title=""/>
       </v:shape>
     </w:pict>
@@ -37462,6 +36731,7 @@
   <w:style w:type="character" w:default="1" w:styleId="DefaultParagraphFont">
     <w:name w:val="Default Paragraph Font"/>
     <w:uiPriority w:val="1"/>
+    <w:semiHidden/>
     <w:unhideWhenUsed/>
   </w:style>
   <w:style w:type="table" w:default="1" w:styleId="TableNormal">
